--- a/demos/contract-templates/public/nda-template.docx
+++ b/demos/contract-templates/public/nda-template.docx
@@ -18,10 +18,11 @@
         <w:sdtPr>
           <w:alias w:val="Disclosing party"/>
           <w:tag w:val="{&quot;kind&quot;:&quot;smartField&quot;,&quot;key&quot;:&quot;disclosingParty&quot;}"/>
-          <w:id w:val="-1736319433"/>
+          <w:id w:val="1524673248"/>
           <w:placeholder>
             <w:docPart w:val="DefaultPlaceholder_-1854013440"/>
           </w:placeholder>
+          <w:text/>
         </w:sdtPr>
         <w:sdtContent>
           <w:r>
@@ -36,10 +37,11 @@
         <w:sdtPr>
           <w:alias w:val="Receiving party"/>
           <w:tag w:val="{&quot;kind&quot;:&quot;smartField&quot;,&quot;key&quot;:&quot;receivingParty&quot;}"/>
-          <w:id w:val="-1068260375"/>
+          <w:id w:val="857774283"/>
           <w:placeholder>
             <w:docPart w:val="DefaultPlaceholder_-1854013440"/>
           </w:placeholder>
+          <w:text/>
         </w:sdtPr>
         <w:sdtContent>
           <w:r>
@@ -54,10 +56,11 @@
         <w:sdtPr>
           <w:alias w:val="Effective date"/>
           <w:tag w:val="{&quot;kind&quot;:&quot;smartField&quot;,&quot;key&quot;:&quot;effectiveDate&quot;}"/>
-          <w:id w:val="1512262509"/>
+          <w:id w:val="1572544850"/>
           <w:placeholder>
             <w:docPart w:val="DefaultPlaceholder_-1854013440"/>
           </w:placeholder>
+          <w:text/>
         </w:sdtPr>
         <w:sdtContent>
           <w:r>
@@ -72,10 +75,11 @@
         <w:sdtPr>
           <w:alias w:val="Purpose"/>
           <w:tag w:val="{&quot;kind&quot;:&quot;smartField&quot;,&quot;key&quot;:&quot;purpose&quot;}"/>
-          <w:id w:val="-948689326"/>
+          <w:id w:val="1610781489"/>
           <w:placeholder>
             <w:docPart w:val="DefaultPlaceholder_-1854013440"/>
           </w:placeholder>
+          <w:text/>
         </w:sdtPr>
         <w:sdtContent>
           <w:r>
@@ -90,10 +94,11 @@
         <w:sdtPr>
           <w:alias w:val="Term"/>
           <w:tag w:val="{&quot;kind&quot;:&quot;smartField&quot;,&quot;key&quot;:&quot;termLength&quot;}"/>
-          <w:id w:val="-112512914"/>
+          <w:id w:val="-815344709"/>
           <w:placeholder>
             <w:docPart w:val="DefaultPlaceholder_-1854013440"/>
           </w:placeholder>
+          <w:text/>
         </w:sdtPr>
         <w:sdtContent>
           <w:r>
@@ -109,7 +114,7 @@
       <w:sdtPr>
         <w:alias w:val="Preamble (v1)"/>
         <w:tag w:val="{&quot;kind&quot;:&quot;reusableSection&quot;,&quot;sectionId&quot;:&quot;preamble&quot;,&quot;version&quot;:&quot;v1&quot;}"/>
-        <w:id w:val="1714162087"/>
+        <w:id w:val="-960097528"/>
         <w:placeholder>
           <w:docPart w:val="DefaultPlaceholder_-1854013440"/>
         </w:placeholder>
@@ -126,7 +131,7 @@
       <w:sdtPr>
         <w:alias w:val="Confidentiality Obligations (v1)"/>
         <w:tag w:val="{&quot;kind&quot;:&quot;reusableSection&quot;,&quot;sectionId&quot;:&quot;confidentiality&quot;,&quot;version&quot;:&quot;v1&quot;}"/>
-        <w:id w:val="-1626530754"/>
+        <w:id w:val="92440065"/>
         <w:placeholder>
           <w:docPart w:val="DefaultPlaceholder_-1854013440"/>
         </w:placeholder>
@@ -134,7 +139,7 @@
       <w:sdtContent>
         <w:p>
           <w:r>
-            <w:t>Each party will treat the other party's Confidential Information as confidential and will protect it with at least the same care it uses for its own confidential information. These obligations survive disclosure for two (2) years.</w:t>
+            <w:t>Each party will treat the other party’s Confidential Information as confidential and will protect it with at least the same care it uses for its own confidential information. These obligations survive disclosure for two (2) years.</w:t>
           </w:r>
         </w:p>
       </w:sdtContent>
@@ -143,7 +148,7 @@
       <w:sdtPr>
         <w:alias w:val="Permitted Use (v1)"/>
         <w:tag w:val="{&quot;kind&quot;:&quot;reusableSection&quot;,&quot;sectionId&quot;:&quot;permittedUse&quot;,&quot;version&quot;:&quot;v1&quot;}"/>
-        <w:id w:val="766278594"/>
+        <w:id w:val="365027051"/>
         <w:placeholder>
           <w:docPart w:val="DefaultPlaceholder_-1854013440"/>
         </w:placeholder>
@@ -154,10 +159,11 @@
             <w:sdtPr>
               <w:alias w:val="Receiving party"/>
               <w:tag w:val="{&quot;kind&quot;:&quot;smartField&quot;,&quot;key&quot;:&quot;receivingParty&quot;}"/>
-              <w:id w:val="489068937"/>
+              <w:id w:val="-669707718"/>
               <w:placeholder>
                 <w:docPart w:val="DefaultPlaceholder_-1854013440"/>
               </w:placeholder>
+              <w:text/>
             </w:sdtPr>
             <w:sdtContent>
               <w:r>
@@ -172,10 +178,11 @@
             <w:sdtPr>
               <w:alias w:val="Purpose"/>
               <w:tag w:val="{&quot;kind&quot;:&quot;smartField&quot;,&quot;key&quot;:&quot;purpose&quot;}"/>
-              <w:id w:val="-332537422"/>
+              <w:id w:val="-1839541131"/>
               <w:placeholder>
                 <w:docPart w:val="DefaultPlaceholder_-1854013440"/>
               </w:placeholder>
+              <w:text/>
             </w:sdtPr>
             <w:sdtContent>
               <w:r>
@@ -193,7 +200,7 @@
       <w:sdtPr>
         <w:alias w:val="Term and Termination (v1)"/>
         <w:tag w:val="{&quot;kind&quot;:&quot;reusableSection&quot;,&quot;sectionId&quot;:&quot;termination&quot;,&quot;version&quot;:&quot;v1&quot;}"/>
-        <w:id w:val="427852654"/>
+        <w:id w:val="-532872986"/>
         <w:placeholder>
           <w:docPart w:val="DefaultPlaceholder_-1854013440"/>
         </w:placeholder>
@@ -201,7 +208,7 @@
       <w:sdtContent>
         <w:p>
           <w:r>
-            <w:t>Either party may terminate this Agreement upon thirty (30) days' written notice. Confidentiality obligations survive termination for the period specified above.</w:t>
+            <w:t>Either party may terminate this Agreement upon thirty (30) days’ written notice. Confidentiality obligations survive termination for the period specified above.</w:t>
           </w:r>
         </w:p>
       </w:sdtContent>
@@ -210,7 +217,7 @@
       <w:sdtPr>
         <w:alias w:val="Governing Law (v1)"/>
         <w:tag w:val="{&quot;kind&quot;:&quot;reusableSection&quot;,&quot;sectionId&quot;:&quot;governingLaw&quot;,&quot;version&quot;:&quot;v1&quot;}"/>
-        <w:id w:val="689416510"/>
+        <w:id w:val="-1038974084"/>
         <w:placeholder>
           <w:docPart w:val="DefaultPlaceholder_-1854013440"/>
         </w:placeholder>
@@ -227,7 +234,7 @@
       <w:sdtPr>
         <w:alias w:val="Limitation of Liability (v1)"/>
         <w:tag w:val="{&quot;kind&quot;:&quot;reusableSection&quot;,&quot;sectionId&quot;:&quot;limitationOfLiability&quot;,&quot;version&quot;:&quot;v1&quot;}"/>
-        <w:id w:val="69707720"/>
+        <w:id w:val="1134837124"/>
         <w:placeholder>
           <w:docPart w:val="DefaultPlaceholder_-1854013440"/>
         </w:placeholder>
@@ -235,7 +242,7 @@
       <w:sdtContent>
         <w:p>
           <w:r>
-            <w:t>Each party's aggregate liability under this Agreement is limited to fees paid in the twelve (12) months preceding the claim.</w:t>
+            <w:t>Each party’s aggregate liability under this Agreement is limited to fees paid in the twelve (12) months preceding the claim.</w:t>
           </w:r>
         </w:p>
       </w:sdtContent>
@@ -659,7 +666,7 @@
     <w:link w:val="Heading1Char"/>
     <w:uiPriority w:val="9"/>
     <w:qFormat/>
-    <w:rsid w:val="009E6A7F"/>
+    <w:rsid w:val="00752B52"/>
     <w:pPr>
       <w:keepNext/>
       <w:keepLines/>
@@ -682,7 +689,7 @@
     <w:semiHidden/>
     <w:unhideWhenUsed/>
     <w:qFormat/>
-    <w:rsid w:val="009E6A7F"/>
+    <w:rsid w:val="00752B52"/>
     <w:pPr>
       <w:keepNext/>
       <w:keepLines/>
@@ -705,7 +712,7 @@
     <w:semiHidden/>
     <w:unhideWhenUsed/>
     <w:qFormat/>
-    <w:rsid w:val="009E6A7F"/>
+    <w:rsid w:val="00752B52"/>
     <w:pPr>
       <w:keepNext/>
       <w:keepLines/>
@@ -728,7 +735,7 @@
     <w:semiHidden/>
     <w:unhideWhenUsed/>
     <w:qFormat/>
-    <w:rsid w:val="009E6A7F"/>
+    <w:rsid w:val="00752B52"/>
     <w:pPr>
       <w:keepNext/>
       <w:keepLines/>
@@ -751,7 +758,7 @@
     <w:semiHidden/>
     <w:unhideWhenUsed/>
     <w:qFormat/>
-    <w:rsid w:val="009E6A7F"/>
+    <w:rsid w:val="00752B52"/>
     <w:pPr>
       <w:keepNext/>
       <w:keepLines/>
@@ -772,7 +779,7 @@
     <w:semiHidden/>
     <w:unhideWhenUsed/>
     <w:qFormat/>
-    <w:rsid w:val="009E6A7F"/>
+    <w:rsid w:val="00752B52"/>
     <w:pPr>
       <w:keepNext/>
       <w:keepLines/>
@@ -795,7 +802,7 @@
     <w:semiHidden/>
     <w:unhideWhenUsed/>
     <w:qFormat/>
-    <w:rsid w:val="009E6A7F"/>
+    <w:rsid w:val="00752B52"/>
     <w:pPr>
       <w:keepNext/>
       <w:keepLines/>
@@ -816,7 +823,7 @@
     <w:semiHidden/>
     <w:unhideWhenUsed/>
     <w:qFormat/>
-    <w:rsid w:val="009E6A7F"/>
+    <w:rsid w:val="00752B52"/>
     <w:pPr>
       <w:keepNext/>
       <w:keepLines/>
@@ -839,7 +846,7 @@
     <w:semiHidden/>
     <w:unhideWhenUsed/>
     <w:qFormat/>
-    <w:rsid w:val="009E6A7F"/>
+    <w:rsid w:val="00752B52"/>
     <w:pPr>
       <w:keepNext/>
       <w:keepLines/>
@@ -883,7 +890,7 @@
     <w:basedOn w:val="DefaultParagraphFont"/>
     <w:link w:val="Heading1"/>
     <w:uiPriority w:val="9"/>
-    <w:rsid w:val="009E6A7F"/>
+    <w:rsid w:val="00752B52"/>
     <w:rPr>
       <w:rFonts w:asciiTheme="majorHAnsi" w:eastAsiaTheme="majorEastAsia" w:hAnsiTheme="majorHAnsi" w:cstheme="majorBidi"/>
       <w:color w:val="0F4761" w:themeColor="accent1" w:themeShade="BF"/>
@@ -897,7 +904,7 @@
     <w:link w:val="Heading2"/>
     <w:uiPriority w:val="9"/>
     <w:semiHidden/>
-    <w:rsid w:val="009E6A7F"/>
+    <w:rsid w:val="00752B52"/>
     <w:rPr>
       <w:rFonts w:asciiTheme="majorHAnsi" w:eastAsiaTheme="majorEastAsia" w:hAnsiTheme="majorHAnsi" w:cstheme="majorBidi"/>
       <w:color w:val="0F4761" w:themeColor="accent1" w:themeShade="BF"/>
@@ -911,7 +918,7 @@
     <w:link w:val="Heading3"/>
     <w:uiPriority w:val="9"/>
     <w:semiHidden/>
-    <w:rsid w:val="009E6A7F"/>
+    <w:rsid w:val="00752B52"/>
     <w:rPr>
       <w:rFonts w:eastAsiaTheme="majorEastAsia" w:cstheme="majorBidi"/>
       <w:color w:val="0F4761" w:themeColor="accent1" w:themeShade="BF"/>
@@ -925,7 +932,7 @@
     <w:link w:val="Heading4"/>
     <w:uiPriority w:val="9"/>
     <w:semiHidden/>
-    <w:rsid w:val="009E6A7F"/>
+    <w:rsid w:val="00752B52"/>
     <w:rPr>
       <w:rFonts w:eastAsiaTheme="majorEastAsia" w:cstheme="majorBidi"/>
       <w:i/>
@@ -939,7 +946,7 @@
     <w:link w:val="Heading5"/>
     <w:uiPriority w:val="9"/>
     <w:semiHidden/>
-    <w:rsid w:val="009E6A7F"/>
+    <w:rsid w:val="00752B52"/>
     <w:rPr>
       <w:rFonts w:eastAsiaTheme="majorEastAsia" w:cstheme="majorBidi"/>
       <w:color w:val="0F4761" w:themeColor="accent1" w:themeShade="BF"/>
@@ -951,7 +958,7 @@
     <w:link w:val="Heading6"/>
     <w:uiPriority w:val="9"/>
     <w:semiHidden/>
-    <w:rsid w:val="009E6A7F"/>
+    <w:rsid w:val="00752B52"/>
     <w:rPr>
       <w:rFonts w:eastAsiaTheme="majorEastAsia" w:cstheme="majorBidi"/>
       <w:i/>
@@ -965,7 +972,7 @@
     <w:link w:val="Heading7"/>
     <w:uiPriority w:val="9"/>
     <w:semiHidden/>
-    <w:rsid w:val="009E6A7F"/>
+    <w:rsid w:val="00752B52"/>
     <w:rPr>
       <w:rFonts w:eastAsiaTheme="majorEastAsia" w:cstheme="majorBidi"/>
       <w:color w:val="595959" w:themeColor="text1" w:themeTint="A6"/>
@@ -977,7 +984,7 @@
     <w:link w:val="Heading8"/>
     <w:uiPriority w:val="9"/>
     <w:semiHidden/>
-    <w:rsid w:val="009E6A7F"/>
+    <w:rsid w:val="00752B52"/>
     <w:rPr>
       <w:rFonts w:eastAsiaTheme="majorEastAsia" w:cstheme="majorBidi"/>
       <w:i/>
@@ -991,7 +998,7 @@
     <w:link w:val="Heading9"/>
     <w:uiPriority w:val="9"/>
     <w:semiHidden/>
-    <w:rsid w:val="009E6A7F"/>
+    <w:rsid w:val="00752B52"/>
     <w:rPr>
       <w:rFonts w:eastAsiaTheme="majorEastAsia" w:cstheme="majorBidi"/>
       <w:color w:val="272727" w:themeColor="text1" w:themeTint="D8"/>
@@ -1004,7 +1011,7 @@
     <w:link w:val="TitleChar"/>
     <w:uiPriority w:val="10"/>
     <w:qFormat/>
-    <w:rsid w:val="009E6A7F"/>
+    <w:rsid w:val="00752B52"/>
     <w:pPr>
       <w:spacing w:after="80" w:line="240" w:lineRule="auto"/>
       <w:contextualSpacing/>
@@ -1022,7 +1029,7 @@
     <w:basedOn w:val="DefaultParagraphFont"/>
     <w:link w:val="Title"/>
     <w:uiPriority w:val="10"/>
-    <w:rsid w:val="009E6A7F"/>
+    <w:rsid w:val="00752B52"/>
     <w:rPr>
       <w:rFonts w:asciiTheme="majorHAnsi" w:eastAsiaTheme="majorEastAsia" w:hAnsiTheme="majorHAnsi" w:cstheme="majorBidi"/>
       <w:spacing w:val="-10"/>
@@ -1038,7 +1045,7 @@
     <w:link w:val="SubtitleChar"/>
     <w:uiPriority w:val="11"/>
     <w:qFormat/>
-    <w:rsid w:val="009E6A7F"/>
+    <w:rsid w:val="00752B52"/>
     <w:pPr>
       <w:numPr>
         <w:ilvl w:val="1"/>
@@ -1057,7 +1064,7 @@
     <w:basedOn w:val="DefaultParagraphFont"/>
     <w:link w:val="Subtitle"/>
     <w:uiPriority w:val="11"/>
-    <w:rsid w:val="009E6A7F"/>
+    <w:rsid w:val="00752B52"/>
     <w:rPr>
       <w:rFonts w:eastAsiaTheme="majorEastAsia" w:cstheme="majorBidi"/>
       <w:color w:val="595959" w:themeColor="text1" w:themeTint="A6"/>
@@ -1073,7 +1080,7 @@
     <w:link w:val="QuoteChar"/>
     <w:uiPriority w:val="29"/>
     <w:qFormat/>
-    <w:rsid w:val="009E6A7F"/>
+    <w:rsid w:val="00752B52"/>
     <w:pPr>
       <w:spacing w:before="160"/>
       <w:jc w:val="center"/>
@@ -1089,7 +1096,7 @@
     <w:basedOn w:val="DefaultParagraphFont"/>
     <w:link w:val="Quote"/>
     <w:uiPriority w:val="29"/>
-    <w:rsid w:val="009E6A7F"/>
+    <w:rsid w:val="00752B52"/>
     <w:rPr>
       <w:i/>
       <w:iCs/>
@@ -1101,7 +1108,7 @@
     <w:basedOn w:val="Normal"/>
     <w:uiPriority w:val="34"/>
     <w:qFormat/>
-    <w:rsid w:val="009E6A7F"/>
+    <w:rsid w:val="00752B52"/>
     <w:pPr>
       <w:ind w:left="720"/>
       <w:contextualSpacing/>
@@ -1112,7 +1119,7 @@
     <w:basedOn w:val="DefaultParagraphFont"/>
     <w:uiPriority w:val="21"/>
     <w:qFormat/>
-    <w:rsid w:val="009E6A7F"/>
+    <w:rsid w:val="00752B52"/>
     <w:rPr>
       <w:i/>
       <w:iCs/>
@@ -1126,7 +1133,7 @@
     <w:link w:val="IntenseQuoteChar"/>
     <w:uiPriority w:val="30"/>
     <w:qFormat/>
-    <w:rsid w:val="009E6A7F"/>
+    <w:rsid w:val="00752B52"/>
     <w:pPr>
       <w:pBdr>
         <w:top w:val="single" w:sz="4" w:space="10" w:color="0F4761" w:themeColor="accent1" w:themeShade="BF"/>
@@ -1147,7 +1154,7 @@
     <w:basedOn w:val="DefaultParagraphFont"/>
     <w:link w:val="IntenseQuote"/>
     <w:uiPriority w:val="30"/>
-    <w:rsid w:val="009E6A7F"/>
+    <w:rsid w:val="00752B52"/>
     <w:rPr>
       <w:i/>
       <w:iCs/>
@@ -1159,7 +1166,7 @@
     <w:basedOn w:val="DefaultParagraphFont"/>
     <w:uiPriority w:val="32"/>
     <w:qFormat/>
-    <w:rsid w:val="009E6A7F"/>
+    <w:rsid w:val="00752B52"/>
     <w:rPr>
       <w:b/>
       <w:bCs/>
@@ -1173,7 +1180,7 @@
     <w:basedOn w:val="DefaultParagraphFont"/>
     <w:uiPriority w:val="99"/>
     <w:semiHidden/>
-    <w:rsid w:val="009E6A7F"/>
+    <w:rsid w:val="00752B52"/>
     <w:rPr>
       <w:color w:val="666666"/>
     </w:rPr>
@@ -1197,7 +1204,7 @@
         <w:behaviors>
           <w:behavior w:val="content"/>
         </w:behaviors>
-        <w:guid w:val="{F74AFA04-DEDF-4F96-93A7-86B2AF40EC65}"/>
+        <w:guid w:val="{5D1C2324-E949-4C6C-B863-5FAFF530C7FF}"/>
       </w:docPartPr>
       <w:docPartBody>
         <w:p>
@@ -1260,10 +1267,10 @@
     <w:compatSetting w:name="useWord2013TrackBottomHyphenation" w:uri="http://schemas.microsoft.com/office/word" w:val="0"/>
   </w:compat>
   <w:rsids>
-    <w:rsidRoot w:val="00461BB1"/>
-    <w:rsid w:val="003E5910"/>
-    <w:rsid w:val="00461BB1"/>
-    <w:rsid w:val="006F11E1"/>
+    <w:rsidRoot w:val="00376DBC"/>
+    <w:rsid w:val="002D3392"/>
+    <w:rsid w:val="00376DBC"/>
+    <w:rsid w:val="008D71F6"/>
   </w:rsids>
   <m:mathPr>
     <m:mathFont m:val="Cambria Math"/>
@@ -1719,7 +1726,7 @@
     <w:basedOn w:val="DefaultParagraphFont"/>
     <w:uiPriority w:val="99"/>
     <w:semiHidden/>
-    <w:rsid w:val="00461BB1"/>
+    <w:rsid w:val="00376DBC"/>
     <w:rPr>
       <w:color w:val="666666"/>
     </w:rPr>
